--- a/API-CONTRACT.docx
+++ b/API-CONTRACT.docx
@@ -67,7 +67,7 @@
     </w:p>
     <w:p>
       <w:r>
-        <w:t>Current version: D2.6 (March 2026).</w:t>
+        <w:t>Current version: D2.7 (March 2026).</w:t>
       </w:r>
     </w:p>
     <w:p>
@@ -148,7 +148,7 @@
         <w:pStyle w:val="ListBullet"/>
       </w:pPr>
       <w:r>
-        <w:t>Sample credential data: 2 earned + 1 in-progress per student (mock)</w:t>
+        <w:t>Sample credential data: 2 earned + 1 in-progress per student (mock mode); HTTP mode calls Karl’s Credential Engine</w:t>
       </w:r>
     </w:p>
     <w:p>
@@ -7550,7 +7550,7 @@
     </w:p>
     <w:p>
       <w:r>
-        <w:t xml:space="preserve">5. Student must not already be enrolled in this cohort, including removed enrolments -- re-enrolment is not allowed (422 with code </w:t>
+        <w:t xml:space="preserve">5. Student must not already be enrolled in this cohort, a currently enrolled record blocks re-enrolment (422 with code </w:t>
       </w:r>
       <w:r>
         <w:rPr>
@@ -9662,53 +9662,7 @@
     </w:p>
     <w:p>
       <w:r>
-        <w:rPr>
-          <w:b/>
-        </w:rPr>
-        <w:lastRenderedPageBreak/>
-        <w:t>Integration dependency: The credentials field is populated by a mock credential data provider (</w:t>
-      </w:r>
-      <w:proofErr w:type="spellStart"/>
-      <w:r>
-        <w:rPr>
-          <w:b/>
-        </w:rPr>
-        <w:t>MockCredentialDataProvider</w:t>
-      </w:r>
-      <w:proofErr w:type="spellEnd"/>
-      <w:r>
-        <w:rPr>
-          <w:b/>
-        </w:rPr>
-        <w:t xml:space="preserve"> implementing </w:t>
-      </w:r>
-      <w:proofErr w:type="spellStart"/>
-      <w:r>
-        <w:rPr>
-          <w:b/>
-        </w:rPr>
-        <w:t>CredentialDataProviderInterface</w:t>
-      </w:r>
-      <w:proofErr w:type="spellEnd"/>
-      <w:r>
-        <w:rPr>
-          <w:b/>
-        </w:rPr>
-        <w:t xml:space="preserve">). It returns empty/zero data. Real credential data will come from Karl's credential engine. See the team-specific integration requirement documents for details. Student grades (8-12) are now seeded in the </w:t>
-      </w:r>
-      <w:proofErr w:type="gramStart"/>
-      <w:r>
-        <w:rPr>
-          <w:b/>
-        </w:rPr>
-        <w:t>users</w:t>
-      </w:r>
-      <w:proofErr w:type="gramEnd"/>
-      <w:r>
-        <w:rPr>
-          <w:b/>
-        </w:rPr>
-        <w:t xml:space="preserve"> table.</w:t>
+        <w:t>Integration dependency: The credentials field is populated via the CredentialDataProviderInterface (Strategy pattern). In mock mode (AUTH_MODE=mock), MockCredentialDataProvider returns sample data. In HTTP mode (AUTH_MODE=http), HttpCredentialDataProvider calls Karl’s Credential Engine API. Student grades (8-12) are now seeded in the users table.</w:t>
       </w:r>
     </w:p>
     <w:p>
@@ -20195,50 +20149,7 @@
         <w:pStyle w:val="ListBullet"/>
       </w:pPr>
       <w:r>
-        <w:rPr>
-          <w:rFonts w:ascii="Consolas" w:hAnsi="Consolas"/>
-          <w:sz w:val="19"/>
-        </w:rPr>
-        <w:t>credentials</w:t>
-      </w:r>
-      <w:r>
-        <w:t xml:space="preserve"> and </w:t>
-      </w:r>
-      <w:proofErr w:type="spellStart"/>
-      <w:r>
-        <w:rPr>
-          <w:rFonts w:ascii="Consolas" w:hAnsi="Consolas"/>
-          <w:sz w:val="19"/>
-        </w:rPr>
-        <w:t>curriculum_mapping</w:t>
-      </w:r>
-      <w:proofErr w:type="spellEnd"/>
-      <w:r>
-        <w:t xml:space="preserve"> come from a mock provider (</w:t>
-      </w:r>
-      <w:proofErr w:type="spellStart"/>
-      <w:r>
-        <w:rPr>
-          <w:rFonts w:ascii="Consolas" w:hAnsi="Consolas"/>
-          <w:sz w:val="19"/>
-        </w:rPr>
-        <w:t>MockCredentialDataProvider</w:t>
-      </w:r>
-      <w:proofErr w:type="spellEnd"/>
-      <w:r>
-        <w:t xml:space="preserve"> implementing </w:t>
-      </w:r>
-      <w:proofErr w:type="spellStart"/>
-      <w:r>
-        <w:rPr>
-          <w:rFonts w:ascii="Consolas" w:hAnsi="Consolas"/>
-          <w:sz w:val="19"/>
-        </w:rPr>
-        <w:t>CredentialDataProviderInterface</w:t>
-      </w:r>
-      <w:proofErr w:type="spellEnd"/>
-      <w:r>
-        <w:t>) and return empty arrays. Real data depends on Karl's credential engine.</w:t>
+        <w:t>credentials and curriculum_mapping are provided via the CredentialDataProviderInterface (Strategy pattern). In mock mode, MockCredentialDataProvider returns sample data. In HTTP mode, HttpCredentialDataProvider calls Karl’s Credential Engine. Ideal endpoints: GET /api/credentials/students/{studentId} and GET /api/credentials/students/{studentId}/curriculum-mapping.</w:t>
       </w:r>
     </w:p>
     <w:p>
@@ -22242,15 +22153,39 @@
         <w:pStyle w:val="ListBullet"/>
       </w:pPr>
       <w:r>
-        <w:t xml:space="preserve">Credential engine (real credentials) -- Karl (Role B). Delta uses </w:t>
+        <w:t>Credential engine (real credentials) -- Karl (Role B). Delta has HttpCredentialDataProvider ready; currently uses MockCredentialDataProvider when AUTH_MODE=mock.</w:t>
+      </w:r>
+    </w:p>
+    <w:p>
+      <w:pPr>
+        <w:pStyle w:val="ListBullet"/>
+      </w:pPr>
+      <w:r>
+        <w:t>Gamification (streaks, XP, badges) -- TBD (not assigned to any team).</w:t>
+      </w:r>
+    </w:p>
+    <w:p>
+      <w:pPr>
+        <w:pStyle w:val="ListBullet"/>
+      </w:pPr>
+      <w:r>
+        <w:t xml:space="preserve">Ventures / </w:t>
       </w:r>
       <w:proofErr w:type="spellStart"/>
       <w:r>
-        <w:t>MockCredentialDataProvider</w:t>
+        <w:t>LaunchPad</w:t>
       </w:r>
       <w:proofErr w:type="spellEnd"/>
       <w:r>
-        <w:t>.</w:t>
+        <w:t xml:space="preserve"> data -- Team Quebec (</w:t>
+      </w:r>
+      <w:proofErr w:type="spellStart"/>
+      <w:r>
+        <w:t>LaunchPad</w:t>
+      </w:r>
+      <w:proofErr w:type="spellEnd"/>
+      <w:r>
+        <w:t>).</w:t>
       </w:r>
     </w:p>
     <w:p>
@@ -22258,31 +22193,57 @@
         <w:pStyle w:val="ListBullet"/>
       </w:pPr>
       <w:r>
-        <w:t>Gamification (streaks, XP, badges) -- TBD (not assigned to any team).</w:t>
+        <w:t>Messaging and notifications -- Team Quebec (</w:t>
+      </w:r>
+      <w:proofErr w:type="spellStart"/>
+      <w:r>
+        <w:t>ConnectHub</w:t>
+      </w:r>
+      <w:proofErr w:type="spellEnd"/>
+      <w:r>
+        <w:t>).</w:t>
+      </w:r>
+    </w:p>
+    <w:p>
+      <w:pPr>
+        <w:pStyle w:val="Heading3"/>
+      </w:pPr>
+      <w:r>
+        <w:t>Strategy Pattern -- Ready for Swap</w:t>
+      </w:r>
+    </w:p>
+    <w:p>
+      <w:r>
+        <w:t xml:space="preserve">Delta uses the Strategy pattern for all external dependencies. When your real service is ready, swap the binding in </w:t>
+      </w:r>
+      <w:proofErr w:type="spellStart"/>
+      <w:r>
+        <w:t>AppServiceProvider</w:t>
+      </w:r>
+      <w:proofErr w:type="spellEnd"/>
+      <w:r>
+        <w:t xml:space="preserve"> -- no controller code changes needed:</w:t>
       </w:r>
     </w:p>
     <w:p>
       <w:pPr>
         <w:pStyle w:val="ListBullet"/>
       </w:pPr>
-      <w:r>
-        <w:t xml:space="preserve">Ventures / </w:t>
-      </w:r>
       <w:proofErr w:type="spellStart"/>
       <w:r>
-        <w:t>LaunchPad</w:t>
+        <w:t>CourseDataProviderInterface</w:t>
       </w:r>
       <w:proofErr w:type="spellEnd"/>
       <w:r>
-        <w:t xml:space="preserve"> data -- Team Quebec (</w:t>
+        <w:t xml:space="preserve">: </w:t>
       </w:r>
       <w:proofErr w:type="spellStart"/>
       <w:r>
-        <w:t>LaunchPad</w:t>
+        <w:t>MockCourseDataProvider</w:t>
       </w:r>
       <w:proofErr w:type="spellEnd"/>
       <w:r>
-        <w:t>).</w:t>
+        <w:t xml:space="preserve"> (5 courses) -&gt; real HTTP client to Papa (Experience Service)</w:t>
       </w:r>
     </w:p>
     <w:p>
@@ -22290,78 +22251,7 @@
         <w:pStyle w:val="ListBullet"/>
       </w:pPr>
       <w:r>
-        <w:t>Messaging and notifications -- Team Quebec (</w:t>
-      </w:r>
-      <w:proofErr w:type="spellStart"/>
-      <w:r>
-        <w:t>ConnectHub</w:t>
-      </w:r>
-      <w:proofErr w:type="spellEnd"/>
-      <w:r>
-        <w:t>).</w:t>
-      </w:r>
-    </w:p>
-    <w:p>
-      <w:pPr>
-        <w:pStyle w:val="Heading3"/>
-      </w:pPr>
-      <w:r>
-        <w:t>Strategy Pattern -- Ready for Swap</w:t>
-      </w:r>
-    </w:p>
-    <w:p>
-      <w:r>
-        <w:t xml:space="preserve">Delta uses the Strategy pattern for all external dependencies. When your real service is ready, swap the binding in </w:t>
-      </w:r>
-      <w:proofErr w:type="spellStart"/>
-      <w:r>
-        <w:t>AppServiceProvider</w:t>
-      </w:r>
-      <w:proofErr w:type="spellEnd"/>
-      <w:r>
-        <w:t xml:space="preserve"> -- no controller code changes needed:</w:t>
-      </w:r>
-    </w:p>
-    <w:p>
-      <w:pPr>
-        <w:pStyle w:val="ListBullet"/>
-      </w:pPr>
-      <w:proofErr w:type="spellStart"/>
-      <w:r>
-        <w:t>CourseDataProviderInterface</w:t>
-      </w:r>
-      <w:proofErr w:type="spellEnd"/>
-      <w:r>
-        <w:t xml:space="preserve">: </w:t>
-      </w:r>
-      <w:proofErr w:type="spellStart"/>
-      <w:r>
-        <w:t>MockCourseDataProvider</w:t>
-      </w:r>
-      <w:proofErr w:type="spellEnd"/>
-      <w:r>
-        <w:t xml:space="preserve"> (5 courses) -&gt; real HTTP client to Papa (Experience Service)</w:t>
-      </w:r>
-    </w:p>
-    <w:p>
-      <w:pPr>
-        <w:pStyle w:val="ListBullet"/>
-      </w:pPr>
-      <w:proofErr w:type="spellStart"/>
-      <w:r>
-        <w:t>CredentialDataProviderInterface</w:t>
-      </w:r>
-      <w:proofErr w:type="spellEnd"/>
-      <w:r>
-        <w:t xml:space="preserve">: </w:t>
-      </w:r>
-      <w:proofErr w:type="spellStart"/>
-      <w:r>
-        <w:t>MockCredentialDataProvider</w:t>
-      </w:r>
-      <w:proofErr w:type="spellEnd"/>
-      <w:r>
-        <w:t xml:space="preserve"> (3 credentials) -&gt; real HTTP client to Karl (Enrolment + Dashboard)</w:t>
+        <w:t>CredentialDataProviderInterface: MockCredentialDataProvider (3 credentials) / HttpCredentialDataProvider (HTTP ready) → Karl’s Credential Engine (Enrolment + Dashboard)</w:t>
       </w:r>
     </w:p>
     <w:p>

--- a/API-CONTRACT.docx
+++ b/API-CONTRACT.docx
@@ -67,7 +67,7 @@
     </w:p>
     <w:p>
       <w:r>
-        <w:t>Current version: D2.8 (March 2026).</w:t>
+        <w:t>Current version: D2.9 (April 2026).</w:t>
       </w:r>
     </w:p>
     <w:p>
@@ -670,31 +670,7 @@
         <w:pStyle w:val="ListBullet"/>
       </w:pPr>
       <w:r>
-        <w:t xml:space="preserve">Valid token mapping to a user with role </w:t>
-      </w:r>
-      <w:proofErr w:type="spellStart"/>
-      <w:r>
-        <w:t>school_teacher</w:t>
-      </w:r>
-      <w:proofErr w:type="spellEnd"/>
-      <w:r>
-        <w:t xml:space="preserve"> grants full read/write access to experiences and cohorts. Users with role </w:t>
-      </w:r>
-      <w:proofErr w:type="spellStart"/>
-      <w:r>
-        <w:t>school_admin</w:t>
-      </w:r>
-      <w:proofErr w:type="spellEnd"/>
-      <w:r>
-        <w:t xml:space="preserve"> have read access to all data and write access limited to enrolment operations (enrolling and removing students from cohorts). Students (role=student) have read-only access scoped to their own data. Parents (role=parent) have read-only access scoped to their linked child's data via the </w:t>
-      </w:r>
-      <w:proofErr w:type="spellStart"/>
-      <w:r>
-        <w:t>parent_student_links</w:t>
-      </w:r>
-      <w:proofErr w:type="spellEnd"/>
-      <w:r>
-        <w:t xml:space="preserve"> table (many-to-many). Students and parents receive 403 Forbidden on write attempts.</w:t>
+        <w:t>Valid token mapping to a user with role school_admin grants unrestricted access -- full read/write to all endpoints including enrolment operations (enrolling and removing students from cohorts). Users with role school_teacher have read/write access to experiences and cohorts (create, update, activate, complete) but cannot enrol or remove students (admin-only). Students (role=student) have read-only access scoped to their own data. Parents (role=parent) have read-only access scoped to their linked children's data via the parent_student_links table (many-to-many). Students and parents receive 403 Forbidden on write attempts.</w:t>
       </w:r>
     </w:p>
     <w:p>
@@ -820,23 +796,7 @@
         <w:pStyle w:val="ListBullet"/>
       </w:pPr>
       <w:r>
-        <w:t xml:space="preserve">School-wide dashboard endpoints (GET /dashboard, GET /dashboard/reporting/*, GET /dashboard/widgets/*) are restricted to </w:t>
-      </w:r>
-      <w:proofErr w:type="spellStart"/>
-      <w:r>
-        <w:t>school_admin</w:t>
-      </w:r>
-      <w:proofErr w:type="spellEnd"/>
-      <w:r>
-        <w:t xml:space="preserve"> and </w:t>
-      </w:r>
-      <w:proofErr w:type="spellStart"/>
-      <w:r>
-        <w:t>school_teacher</w:t>
-      </w:r>
-      <w:proofErr w:type="spellEnd"/>
-      <w:r>
-        <w:t xml:space="preserve"> roles only. Students and parents cannot access aggregated school data.</w:t>
+        <w:t>School-wide dashboard endpoints (GET /dashboard, GET /dashboard/reporting/*, GET /dashboard/widgets/*) are restricted to school_admin only. Teachers, students, and parents cannot access aggregated school data. The student drill-down endpoint (GET /dashboard/students/{studentId}) is accessible by all roles, but students and parents are restricted to their own/linked data by controller guards.</w:t>
       </w:r>
     </w:p>
     <w:p>
@@ -6416,6 +6376,11 @@
       </w:r>
     </w:p>
     <w:p>
+      <w:r>
+        <w:t xml:space="preserve">          "experience_id": 1,</w:t>
+      </w:r>
+    </w:p>
+    <w:p>
       <w:pPr>
         <w:shd w:val="clear" w:color="auto" w:fill="F5F5F5"/>
         <w:spacing w:after="0" w:line="240" w:lineRule="auto"/>
@@ -9298,6 +9263,11 @@
           <w:sz w:val="18"/>
         </w:rPr>
         <w:t>": "Spring 2026 Cohort A",</w:t>
+      </w:r>
+    </w:p>
+    <w:p>
+      <w:r>
+        <w:t xml:space="preserve">      "experience_id": 1,</w:t>
       </w:r>
     </w:p>
     <w:p>
